--- a/aws-projects/aws-serverless-webapp/docs/Build a Serverless Web Application.docx
+++ b/aws-projects/aws-serverless-webapp/docs/Build a Serverless Web Application.docx
@@ -212,14 +212,13 @@
       </w:pPr>
       <w:r>
         <w:rPr>
-          <w:rFonts w:ascii="Arial" w:eastAsia="Arial" w:hAnsi="Arial" w:cs="Arial"/>
           <w:noProof/>
         </w:rPr>
         <w:drawing>
-          <wp:inline distT="0" distB="0" distL="0" distR="0" wp14:anchorId="514F22DA" wp14:editId="19DF558F">
-            <wp:extent cx="5431809" cy="3061402"/>
-            <wp:effectExtent l="0" t="0" r="0" b="5715"/>
-            <wp:docPr id="1804934753" name="Picture 3"/>
+          <wp:inline distT="0" distB="0" distL="0" distR="0" wp14:anchorId="4D1B50EB" wp14:editId="1402F9A9">
+            <wp:extent cx="5775325" cy="3252470"/>
+            <wp:effectExtent l="0" t="0" r="0" b="5080"/>
+            <wp:docPr id="1375345820" name="Picture 1"/>
             <wp:cNvGraphicFramePr>
               <a:graphicFrameLocks xmlns:a="http://schemas.openxmlformats.org/drawingml/2006/main" noChangeAspect="1"/>
             </wp:cNvGraphicFramePr>
@@ -227,11 +226,11 @@
               <a:graphicData uri="http://schemas.openxmlformats.org/drawingml/2006/picture">
                 <pic:pic xmlns:pic="http://schemas.openxmlformats.org/drawingml/2006/picture">
                   <pic:nvPicPr>
-                    <pic:cNvPr id="1804934753" name="Picture 1804934753"/>
+                    <pic:cNvPr id="1375345820" name="Picture 1375345820"/>
                     <pic:cNvPicPr/>
                   </pic:nvPicPr>
                   <pic:blipFill>
-                    <a:blip r:embed="rId7">
+                    <a:blip r:embed="rId7" cstate="print">
                       <a:extLst>
                         <a:ext uri="{28A0092B-C50C-407E-A947-70E740481C1C}">
                           <a14:useLocalDpi xmlns:a14="http://schemas.microsoft.com/office/drawing/2010/main" val="0"/>
@@ -245,7 +244,7 @@
                   <pic:spPr>
                     <a:xfrm>
                       <a:off x="0" y="0"/>
-                      <a:ext cx="5444176" cy="3068372"/>
+                      <a:ext cx="5775325" cy="3252470"/>
                     </a:xfrm>
                     <a:prstGeom prst="rect">
                       <a:avLst/>
@@ -347,7 +346,28 @@
           <w:iCs/>
           <w:sz w:val="24"/>
         </w:rPr>
-        <w:t xml:space="preserve">The AWS CLI or AWS CloudShell </w:t>
+        <w:lastRenderedPageBreak/>
+        <w:t xml:space="preserve">The AWS CLI or AWS </w:t>
+      </w:r>
+      <w:proofErr w:type="spellStart"/>
+      <w:r>
+        <w:rPr>
+          <w:rFonts w:ascii="Arial" w:eastAsia="Arial" w:hAnsi="Arial" w:cs="Arial"/>
+          <w:b/>
+          <w:iCs/>
+          <w:sz w:val="24"/>
+        </w:rPr>
+        <w:t>CloudShell</w:t>
+      </w:r>
+      <w:proofErr w:type="spellEnd"/>
+      <w:r>
+        <w:rPr>
+          <w:rFonts w:ascii="Arial" w:eastAsia="Arial" w:hAnsi="Arial" w:cs="Arial"/>
+          <w:b/>
+          <w:iCs/>
+          <w:sz w:val="24"/>
+        </w:rPr>
+        <w:t xml:space="preserve"> </w:t>
       </w:r>
     </w:p>
     <w:p>
@@ -361,7 +381,6 @@
           <w:color w:val="0000FF"/>
           <w:sz w:val="32"/>
         </w:rPr>
-        <w:lastRenderedPageBreak/>
         <w:t>Resources</w:t>
       </w:r>
       <w:r>
@@ -716,14 +735,7 @@
           <w:rFonts w:ascii="Arial" w:eastAsia="Arial" w:hAnsi="Arial" w:cs="Arial"/>
           <w:sz w:val="26"/>
         </w:rPr>
-        <w:t>First,</w:t>
-      </w:r>
-      <w:r>
-        <w:rPr>
-          <w:rFonts w:ascii="Arial" w:eastAsia="Arial" w:hAnsi="Arial" w:cs="Arial"/>
-          <w:sz w:val="26"/>
-        </w:rPr>
-        <w:t xml:space="preserve"> we will create the DynamoDB table which will store the transactions made from the front end.  </w:t>
+        <w:t xml:space="preserve">First, we will create the DynamoDB table which will store the transactions made from the front end.  </w:t>
       </w:r>
       <w:r>
         <w:rPr>
@@ -773,7 +785,39 @@
           <w:rFonts w:ascii="Arial" w:eastAsia="Arial" w:hAnsi="Arial" w:cs="Arial"/>
           <w:sz w:val="24"/>
         </w:rPr>
-        <w:t xml:space="preserve">Call the table ‘ProductPurchases’ and enter ‘ProductPurchaseKey’ for the partition key.  </w:t>
+        <w:t>Call the table ‘</w:t>
+      </w:r>
+      <w:proofErr w:type="spellStart"/>
+      <w:r>
+        <w:rPr>
+          <w:rFonts w:ascii="Arial" w:eastAsia="Arial" w:hAnsi="Arial" w:cs="Arial"/>
+          <w:sz w:val="24"/>
+        </w:rPr>
+        <w:t>ProductPurchases</w:t>
+      </w:r>
+      <w:proofErr w:type="spellEnd"/>
+      <w:r>
+        <w:rPr>
+          <w:rFonts w:ascii="Arial" w:eastAsia="Arial" w:hAnsi="Arial" w:cs="Arial"/>
+          <w:sz w:val="24"/>
+        </w:rPr>
+        <w:t>’ and enter ‘</w:t>
+      </w:r>
+      <w:proofErr w:type="spellStart"/>
+      <w:r>
+        <w:rPr>
+          <w:rFonts w:ascii="Arial" w:eastAsia="Arial" w:hAnsi="Arial" w:cs="Arial"/>
+          <w:sz w:val="24"/>
+        </w:rPr>
+        <w:t>ProductPurchaseKey</w:t>
+      </w:r>
+      <w:proofErr w:type="spellEnd"/>
+      <w:r>
+        <w:rPr>
+          <w:rFonts w:ascii="Arial" w:eastAsia="Arial" w:hAnsi="Arial" w:cs="Arial"/>
+          <w:sz w:val="24"/>
+        </w:rPr>
+        <w:t xml:space="preserve">’ for the partition key.  </w:t>
       </w:r>
     </w:p>
     <w:p>
@@ -996,14 +1040,7 @@
           <w:rFonts w:ascii="Arial" w:eastAsia="Arial" w:hAnsi="Arial" w:cs="Arial"/>
           <w:sz w:val="26"/>
         </w:rPr>
-        <w:t>First,</w:t>
-      </w:r>
-      <w:r>
-        <w:rPr>
-          <w:rFonts w:ascii="Arial" w:eastAsia="Arial" w:hAnsi="Arial" w:cs="Arial"/>
-          <w:sz w:val="26"/>
-        </w:rPr>
-        <w:t xml:space="preserve"> we will create the SQS Queue which will store the messages from the front end. </w:t>
+        <w:t xml:space="preserve">First, we will create the SQS Queue which will store the messages from the front end. </w:t>
       </w:r>
     </w:p>
     <w:p>
@@ -1062,7 +1099,23 @@
           <w:rFonts w:ascii="Arial" w:eastAsia="Arial" w:hAnsi="Arial" w:cs="Arial"/>
           <w:sz w:val="24"/>
         </w:rPr>
-        <w:t xml:space="preserve">‘ProductPurchasesDataQueue’. </w:t>
+        <w:t>‘</w:t>
+      </w:r>
+      <w:proofErr w:type="spellStart"/>
+      <w:r>
+        <w:rPr>
+          <w:rFonts w:ascii="Arial" w:eastAsia="Arial" w:hAnsi="Arial" w:cs="Arial"/>
+          <w:sz w:val="24"/>
+        </w:rPr>
+        <w:t>ProductPurchasesDataQueue</w:t>
+      </w:r>
+      <w:proofErr w:type="spellEnd"/>
+      <w:r>
+        <w:rPr>
+          <w:rFonts w:ascii="Arial" w:eastAsia="Arial" w:hAnsi="Arial" w:cs="Arial"/>
+          <w:sz w:val="24"/>
+        </w:rPr>
+        <w:t xml:space="preserve">’. </w:t>
       </w:r>
     </w:p>
     <w:p>
@@ -1268,7 +1321,25 @@
           <w:rFonts w:ascii="Arial" w:eastAsia="Arial" w:hAnsi="Arial" w:cs="Arial"/>
           <w:sz w:val="24"/>
         </w:rPr>
-        <w:t xml:space="preserve">Under the JSON tab find and copy contents of ‘lambda-policy-for-sqsddb.json’ into the JSON field, ensuring you replace your account number. </w:t>
+        <w:t>Under the JSON tab find and copy contents of ‘lambda-policy-for-</w:t>
+      </w:r>
+      <w:proofErr w:type="spellStart"/>
+      <w:proofErr w:type="gramStart"/>
+      <w:r>
+        <w:rPr>
+          <w:rFonts w:ascii="Arial" w:eastAsia="Arial" w:hAnsi="Arial" w:cs="Arial"/>
+          <w:sz w:val="24"/>
+        </w:rPr>
+        <w:t>sqsddb.json</w:t>
+      </w:r>
+      <w:proofErr w:type="spellEnd"/>
+      <w:proofErr w:type="gramEnd"/>
+      <w:r>
+        <w:rPr>
+          <w:rFonts w:ascii="Arial" w:eastAsia="Arial" w:hAnsi="Arial" w:cs="Arial"/>
+          <w:sz w:val="24"/>
+        </w:rPr>
+        <w:t xml:space="preserve">’ into the JSON field, ensuring you replace your account number. </w:t>
       </w:r>
     </w:p>
     <w:p>
@@ -1289,7 +1360,23 @@
           <w:rFonts w:ascii="Arial" w:eastAsia="Arial" w:hAnsi="Arial" w:cs="Arial"/>
           <w:sz w:val="24"/>
         </w:rPr>
-        <w:t xml:space="preserve">Click ‘Create Policy’ after calling the permissions policy "pushPurchasesToQueue". </w:t>
+        <w:t>Click ‘Create Policy’ after calling the permissions policy "</w:t>
+      </w:r>
+      <w:proofErr w:type="spellStart"/>
+      <w:r>
+        <w:rPr>
+          <w:rFonts w:ascii="Arial" w:eastAsia="Arial" w:hAnsi="Arial" w:cs="Arial"/>
+          <w:sz w:val="24"/>
+        </w:rPr>
+        <w:t>pushPurchasesToQueue</w:t>
+      </w:r>
+      <w:proofErr w:type="spellEnd"/>
+      <w:r>
+        <w:rPr>
+          <w:rFonts w:ascii="Arial" w:eastAsia="Arial" w:hAnsi="Arial" w:cs="Arial"/>
+          <w:sz w:val="24"/>
+        </w:rPr>
+        <w:t xml:space="preserve">". </w:t>
       </w:r>
     </w:p>
     <w:p>
@@ -1352,7 +1439,23 @@
           <w:rFonts w:ascii="Arial" w:eastAsia="Arial" w:hAnsi="Arial" w:cs="Arial"/>
           <w:sz w:val="24"/>
         </w:rPr>
-        <w:t xml:space="preserve">Filter the permissions policy by typing in the name of the policy we just created (‘pushPurchasesToQueue’) attach it and click next. </w:t>
+        <w:t>Filter the permissions policy by typing in the name of the policy we just created (‘</w:t>
+      </w:r>
+      <w:proofErr w:type="spellStart"/>
+      <w:r>
+        <w:rPr>
+          <w:rFonts w:ascii="Arial" w:eastAsia="Arial" w:hAnsi="Arial" w:cs="Arial"/>
+          <w:sz w:val="24"/>
+        </w:rPr>
+        <w:t>pushPurchasesToQueue</w:t>
+      </w:r>
+      <w:proofErr w:type="spellEnd"/>
+      <w:r>
+        <w:rPr>
+          <w:rFonts w:ascii="Arial" w:eastAsia="Arial" w:hAnsi="Arial" w:cs="Arial"/>
+          <w:sz w:val="24"/>
+        </w:rPr>
+        <w:t xml:space="preserve">’) attach it and click next. </w:t>
       </w:r>
     </w:p>
     <w:p>
@@ -1373,7 +1476,23 @@
           <w:rFonts w:ascii="Arial" w:eastAsia="Arial" w:hAnsi="Arial" w:cs="Arial"/>
           <w:sz w:val="24"/>
         </w:rPr>
-        <w:t xml:space="preserve">We will then call the role ‘pushPurchasesToQueue’ and click ‘Create Role. </w:t>
+        <w:t>We will then call the role ‘</w:t>
+      </w:r>
+      <w:proofErr w:type="spellStart"/>
+      <w:r>
+        <w:rPr>
+          <w:rFonts w:ascii="Arial" w:eastAsia="Arial" w:hAnsi="Arial" w:cs="Arial"/>
+          <w:sz w:val="24"/>
+        </w:rPr>
+        <w:t>pushPurchasesToQueue</w:t>
+      </w:r>
+      <w:proofErr w:type="spellEnd"/>
+      <w:r>
+        <w:rPr>
+          <w:rFonts w:ascii="Arial" w:eastAsia="Arial" w:hAnsi="Arial" w:cs="Arial"/>
+          <w:sz w:val="24"/>
+        </w:rPr>
+        <w:t xml:space="preserve">’ and click ‘Create Role. </w:t>
       </w:r>
     </w:p>
     <w:p>
@@ -1398,6 +1517,7 @@
           <w:rFonts w:ascii="Arial" w:eastAsia="Arial" w:hAnsi="Arial" w:cs="Arial"/>
           <w:sz w:val="32"/>
         </w:rPr>
+        <w:lastRenderedPageBreak/>
         <w:t xml:space="preserve"> </w:t>
       </w:r>
     </w:p>
@@ -1411,7 +1531,6 @@
           <w:rFonts w:ascii="Arial" w:eastAsia="Arial" w:hAnsi="Arial" w:cs="Arial"/>
           <w:sz w:val="26"/>
         </w:rPr>
-        <w:lastRenderedPageBreak/>
         <w:t xml:space="preserve">Next, we will create the first Lambda function which processes messages from the queue and places the order entries into the DynamoDB table. </w:t>
       </w:r>
     </w:p>
@@ -1454,7 +1573,23 @@
           <w:rFonts w:ascii="Arial" w:eastAsia="Arial" w:hAnsi="Arial" w:cs="Arial"/>
           <w:sz w:val="24"/>
         </w:rPr>
-        <w:t xml:space="preserve">We will call the Lambda function ‘productPurchasesDataHandler’ and change the runtime to ‘Node.js 16.x’.  </w:t>
+        <w:t>We will call the Lambda function ‘</w:t>
+      </w:r>
+      <w:proofErr w:type="spellStart"/>
+      <w:r>
+        <w:rPr>
+          <w:rFonts w:ascii="Arial" w:eastAsia="Arial" w:hAnsi="Arial" w:cs="Arial"/>
+          <w:sz w:val="24"/>
+        </w:rPr>
+        <w:t>productPurchasesDataHandler</w:t>
+      </w:r>
+      <w:proofErr w:type="spellEnd"/>
+      <w:r>
+        <w:rPr>
+          <w:rFonts w:ascii="Arial" w:eastAsia="Arial" w:hAnsi="Arial" w:cs="Arial"/>
+          <w:sz w:val="24"/>
+        </w:rPr>
+        <w:t xml:space="preserve">’ and change the runtime to ‘Node.js 16.x’.  </w:t>
       </w:r>
     </w:p>
     <w:p>
@@ -1475,7 +1610,23 @@
           <w:rFonts w:ascii="Arial" w:eastAsia="Arial" w:hAnsi="Arial" w:cs="Arial"/>
           <w:sz w:val="24"/>
         </w:rPr>
-        <w:t xml:space="preserve">Click on ‘Change Default Execution Role and click ‘Use and Existing Role’ and use the ‘pushPurchasesToQueue’ we selected earlier. </w:t>
+        <w:t>Click on ‘Change Default Execution Role and click ‘Use and Existing Role’ and use the ‘</w:t>
+      </w:r>
+      <w:proofErr w:type="spellStart"/>
+      <w:r>
+        <w:rPr>
+          <w:rFonts w:ascii="Arial" w:eastAsia="Arial" w:hAnsi="Arial" w:cs="Arial"/>
+          <w:sz w:val="24"/>
+        </w:rPr>
+        <w:t>pushPurchasesToQueue</w:t>
+      </w:r>
+      <w:proofErr w:type="spellEnd"/>
+      <w:r>
+        <w:rPr>
+          <w:rFonts w:ascii="Arial" w:eastAsia="Arial" w:hAnsi="Arial" w:cs="Arial"/>
+          <w:sz w:val="24"/>
+        </w:rPr>
+        <w:t xml:space="preserve">’ we selected earlier. </w:t>
       </w:r>
     </w:p>
     <w:p>
@@ -1646,12 +1797,21 @@
         <w:spacing w:after="247" w:line="250" w:lineRule="auto"/>
         <w:ind w:left="-5" w:right="42" w:hanging="10"/>
       </w:pPr>
+      <w:proofErr w:type="gramStart"/>
       <w:r>
         <w:rPr>
           <w:rFonts w:ascii="Arial" w:eastAsia="Arial" w:hAnsi="Arial" w:cs="Arial"/>
           <w:sz w:val="26"/>
         </w:rPr>
-        <w:t xml:space="preserve">First we will configure the SQS Queue which triggers the Lambda function we just created.  </w:t>
+        <w:t>First</w:t>
+      </w:r>
+      <w:proofErr w:type="gramEnd"/>
+      <w:r>
+        <w:rPr>
+          <w:rFonts w:ascii="Arial" w:eastAsia="Arial" w:hAnsi="Arial" w:cs="Arial"/>
+          <w:sz w:val="26"/>
+        </w:rPr>
+        <w:t xml:space="preserve"> we will configure the SQS Queue which triggers the Lambda function we just created.  </w:t>
       </w:r>
     </w:p>
     <w:p>
@@ -1671,7 +1831,23 @@
           <w:rFonts w:ascii="Arial" w:eastAsia="Arial" w:hAnsi="Arial" w:cs="Arial"/>
           <w:sz w:val="24"/>
         </w:rPr>
-        <w:t xml:space="preserve">Head back over to SQS and click on the ‘ProductPurchasesDataQueue’ Queue. </w:t>
+        <w:t>Head back over to SQS and click on the ‘</w:t>
+      </w:r>
+      <w:proofErr w:type="spellStart"/>
+      <w:r>
+        <w:rPr>
+          <w:rFonts w:ascii="Arial" w:eastAsia="Arial" w:hAnsi="Arial" w:cs="Arial"/>
+          <w:sz w:val="24"/>
+        </w:rPr>
+        <w:t>ProductPurchasesDataQueue</w:t>
+      </w:r>
+      <w:proofErr w:type="spellEnd"/>
+      <w:r>
+        <w:rPr>
+          <w:rFonts w:ascii="Arial" w:eastAsia="Arial" w:hAnsi="Arial" w:cs="Arial"/>
+          <w:sz w:val="24"/>
+        </w:rPr>
+        <w:t xml:space="preserve">’ Queue. </w:t>
       </w:r>
     </w:p>
     <w:p>
@@ -1791,6 +1967,7 @@
         <w:rPr>
           <w:rFonts w:ascii="Arial" w:eastAsia="Arial" w:hAnsi="Arial" w:cs="Arial"/>
         </w:rPr>
+        <w:lastRenderedPageBreak/>
         <w:t xml:space="preserve"> </w:t>
       </w:r>
     </w:p>
@@ -1803,7 +1980,6 @@
         <w:rPr>
           <w:rFonts w:ascii="Arial" w:eastAsia="Arial" w:hAnsi="Arial" w:cs="Arial"/>
         </w:rPr>
-        <w:lastRenderedPageBreak/>
         <w:t xml:space="preserve">   </w:t>
       </w:r>
     </w:p>
@@ -1818,7 +1994,25 @@
           <w:color w:val="0000FF"/>
           <w:sz w:val="32"/>
         </w:rPr>
-        <w:t>Exercise 4 - Send message via AWS CloudShell to test the SQS Queue</w:t>
+        <w:t xml:space="preserve">Exercise 4 - Send message via AWS </w:t>
+      </w:r>
+      <w:proofErr w:type="spellStart"/>
+      <w:r>
+        <w:rPr>
+          <w:rFonts w:ascii="Arial" w:eastAsia="Arial" w:hAnsi="Arial" w:cs="Arial"/>
+          <w:color w:val="0000FF"/>
+          <w:sz w:val="32"/>
+        </w:rPr>
+        <w:t>CloudShell</w:t>
+      </w:r>
+      <w:proofErr w:type="spellEnd"/>
+      <w:r>
+        <w:rPr>
+          <w:rFonts w:ascii="Arial" w:eastAsia="Arial" w:hAnsi="Arial" w:cs="Arial"/>
+          <w:color w:val="0000FF"/>
+          <w:sz w:val="32"/>
+        </w:rPr>
+        <w:t xml:space="preserve"> to test the SQS Queue</w:t>
       </w:r>
       <w:r>
         <w:rPr>
@@ -1892,7 +2086,39 @@
           <w:rFonts w:ascii="Arial" w:eastAsia="Arial" w:hAnsi="Arial" w:cs="Arial"/>
           <w:sz w:val="24"/>
         </w:rPr>
-        <w:t xml:space="preserve">Open AWS CloudShell and upload and extract the zip file download. You can also use the wget command with the S3 download URL. </w:t>
+        <w:t xml:space="preserve">Open AWS </w:t>
+      </w:r>
+      <w:proofErr w:type="spellStart"/>
+      <w:r>
+        <w:rPr>
+          <w:rFonts w:ascii="Arial" w:eastAsia="Arial" w:hAnsi="Arial" w:cs="Arial"/>
+          <w:sz w:val="24"/>
+        </w:rPr>
+        <w:t>CloudShell</w:t>
+      </w:r>
+      <w:proofErr w:type="spellEnd"/>
+      <w:r>
+        <w:rPr>
+          <w:rFonts w:ascii="Arial" w:eastAsia="Arial" w:hAnsi="Arial" w:cs="Arial"/>
+          <w:sz w:val="24"/>
+        </w:rPr>
+        <w:t xml:space="preserve"> and upload and extract the zip file download. You can also use the </w:t>
+      </w:r>
+      <w:proofErr w:type="spellStart"/>
+      <w:r>
+        <w:rPr>
+          <w:rFonts w:ascii="Arial" w:eastAsia="Arial" w:hAnsi="Arial" w:cs="Arial"/>
+          <w:sz w:val="24"/>
+        </w:rPr>
+        <w:t>wget</w:t>
+      </w:r>
+      <w:proofErr w:type="spellEnd"/>
+      <w:r>
+        <w:rPr>
+          <w:rFonts w:ascii="Arial" w:eastAsia="Arial" w:hAnsi="Arial" w:cs="Arial"/>
+          <w:sz w:val="24"/>
+        </w:rPr>
+        <w:t xml:space="preserve"> command with the S3 download URL. </w:t>
       </w:r>
     </w:p>
     <w:p>
@@ -1928,7 +2154,23 @@
           <w:rFonts w:ascii="Arial" w:eastAsia="Arial" w:hAnsi="Arial" w:cs="Arial"/>
           <w:sz w:val="24"/>
         </w:rPr>
-        <w:t xml:space="preserve">Unzip the download and change to the Part-1 folder in which the ‘messagebody-1.json’ file is (build-a-serverless-app\Part-1). </w:t>
+        <w:t>Unzip the download and change to the Part-1 folder in which the ‘messagebody-</w:t>
+      </w:r>
+      <w:proofErr w:type="gramStart"/>
+      <w:r>
+        <w:rPr>
+          <w:rFonts w:ascii="Arial" w:eastAsia="Arial" w:hAnsi="Arial" w:cs="Arial"/>
+          <w:sz w:val="24"/>
+        </w:rPr>
+        <w:t>1.json</w:t>
+      </w:r>
+      <w:proofErr w:type="gramEnd"/>
+      <w:r>
+        <w:rPr>
+          <w:rFonts w:ascii="Arial" w:eastAsia="Arial" w:hAnsi="Arial" w:cs="Arial"/>
+          <w:sz w:val="24"/>
+        </w:rPr>
+        <w:t xml:space="preserve">’ file is (build-a-serverless-app\Part-1). </w:t>
       </w:r>
     </w:p>
     <w:p>
@@ -1984,11 +2226,47 @@
         <w:spacing w:after="20" w:line="240" w:lineRule="auto"/>
         <w:ind w:left="1496"/>
       </w:pPr>
+      <w:proofErr w:type="spellStart"/>
       <w:r>
         <w:rPr>
           <w:rFonts w:ascii="Courier New" w:eastAsia="Courier New" w:hAnsi="Courier New" w:cs="Courier New"/>
         </w:rPr>
-        <w:t xml:space="preserve">aws sqs send-message --queue-url </w:t>
+        <w:t>aws</w:t>
+      </w:r>
+      <w:proofErr w:type="spellEnd"/>
+      <w:r>
+        <w:rPr>
+          <w:rFonts w:ascii="Courier New" w:eastAsia="Courier New" w:hAnsi="Courier New" w:cs="Courier New"/>
+        </w:rPr>
+        <w:t xml:space="preserve"> </w:t>
+      </w:r>
+      <w:proofErr w:type="spellStart"/>
+      <w:r>
+        <w:rPr>
+          <w:rFonts w:ascii="Courier New" w:eastAsia="Courier New" w:hAnsi="Courier New" w:cs="Courier New"/>
+        </w:rPr>
+        <w:t>sqs</w:t>
+      </w:r>
+      <w:proofErr w:type="spellEnd"/>
+      <w:r>
+        <w:rPr>
+          <w:rFonts w:ascii="Courier New" w:eastAsia="Courier New" w:hAnsi="Courier New" w:cs="Courier New"/>
+        </w:rPr>
+        <w:t xml:space="preserve"> send-message --queue-</w:t>
+      </w:r>
+      <w:proofErr w:type="spellStart"/>
+      <w:r>
+        <w:rPr>
+          <w:rFonts w:ascii="Courier New" w:eastAsia="Courier New" w:hAnsi="Courier New" w:cs="Courier New"/>
+        </w:rPr>
+        <w:t>url</w:t>
+      </w:r>
+      <w:proofErr w:type="spellEnd"/>
+      <w:r>
+        <w:rPr>
+          <w:rFonts w:ascii="Courier New" w:eastAsia="Courier New" w:hAnsi="Courier New" w:cs="Courier New"/>
+        </w:rPr>
+        <w:t xml:space="preserve"> </w:t>
       </w:r>
       <w:r>
         <w:rPr>
@@ -2214,7 +2492,25 @@
           <w:rFonts w:ascii="Arial" w:eastAsia="Arial" w:hAnsi="Arial" w:cs="Arial"/>
           <w:sz w:val="24"/>
         </w:rPr>
-        <w:t xml:space="preserve">Copy the contents of the "lambda-policy.json" file (from the Part-2 folder) into the JSON field, ensuring you replace your account number. </w:t>
+        <w:t>Copy the contents of the "lambda-</w:t>
+      </w:r>
+      <w:proofErr w:type="spellStart"/>
+      <w:proofErr w:type="gramStart"/>
+      <w:r>
+        <w:rPr>
+          <w:rFonts w:ascii="Arial" w:eastAsia="Arial" w:hAnsi="Arial" w:cs="Arial"/>
+          <w:sz w:val="24"/>
+        </w:rPr>
+        <w:t>policy.json</w:t>
+      </w:r>
+      <w:proofErr w:type="spellEnd"/>
+      <w:proofErr w:type="gramEnd"/>
+      <w:r>
+        <w:rPr>
+          <w:rFonts w:ascii="Arial" w:eastAsia="Arial" w:hAnsi="Arial" w:cs="Arial"/>
+          <w:sz w:val="24"/>
+        </w:rPr>
+        <w:t xml:space="preserve">" file (from the Part-2 folder) into the JSON field, ensuring you replace your account number. </w:t>
       </w:r>
     </w:p>
     <w:p>
@@ -2250,7 +2546,23 @@
           <w:sz w:val="24"/>
         </w:rPr>
         <w:lastRenderedPageBreak/>
-        <w:t xml:space="preserve">Click ‘Create Policy after calling the permissions policy ‘productPurchasesSendMessage’. </w:t>
+        <w:t>Click ‘Create Policy after calling the permissions policy ‘</w:t>
+      </w:r>
+      <w:proofErr w:type="spellStart"/>
+      <w:r>
+        <w:rPr>
+          <w:rFonts w:ascii="Arial" w:eastAsia="Arial" w:hAnsi="Arial" w:cs="Arial"/>
+          <w:sz w:val="24"/>
+        </w:rPr>
+        <w:t>productPurchasesSendMessage</w:t>
+      </w:r>
+      <w:proofErr w:type="spellEnd"/>
+      <w:r>
+        <w:rPr>
+          <w:rFonts w:ascii="Arial" w:eastAsia="Arial" w:hAnsi="Arial" w:cs="Arial"/>
+          <w:sz w:val="24"/>
+        </w:rPr>
+        <w:t xml:space="preserve">’. </w:t>
       </w:r>
     </w:p>
     <w:p>
@@ -2355,7 +2667,23 @@
           <w:rFonts w:ascii="Arial" w:eastAsia="Arial" w:hAnsi="Arial" w:cs="Arial"/>
           <w:sz w:val="24"/>
         </w:rPr>
-        <w:t xml:space="preserve">Filter the permissions policy by typing in the name of the policy we just created (‘productPurchasesSendMessage’) attach it and click next. </w:t>
+        <w:t>Filter the permissions policy by typing in the name of the policy we just created (‘</w:t>
+      </w:r>
+      <w:proofErr w:type="spellStart"/>
+      <w:r>
+        <w:rPr>
+          <w:rFonts w:ascii="Arial" w:eastAsia="Arial" w:hAnsi="Arial" w:cs="Arial"/>
+          <w:sz w:val="24"/>
+        </w:rPr>
+        <w:t>productPurchasesSendMessage</w:t>
+      </w:r>
+      <w:proofErr w:type="spellEnd"/>
+      <w:r>
+        <w:rPr>
+          <w:rFonts w:ascii="Arial" w:eastAsia="Arial" w:hAnsi="Arial" w:cs="Arial"/>
+          <w:sz w:val="24"/>
+        </w:rPr>
+        <w:t xml:space="preserve">’) attach it and click next. </w:t>
       </w:r>
     </w:p>
     <w:p>
@@ -2390,7 +2718,23 @@
           <w:rFonts w:ascii="Arial" w:eastAsia="Arial" w:hAnsi="Arial" w:cs="Arial"/>
           <w:sz w:val="24"/>
         </w:rPr>
-        <w:t xml:space="preserve">We will then call the role ‘productPurchasesSendMessage’ and click ‘Create Role. </w:t>
+        <w:t>We will then call the role ‘</w:t>
+      </w:r>
+      <w:proofErr w:type="spellStart"/>
+      <w:r>
+        <w:rPr>
+          <w:rFonts w:ascii="Arial" w:eastAsia="Arial" w:hAnsi="Arial" w:cs="Arial"/>
+          <w:sz w:val="24"/>
+        </w:rPr>
+        <w:t>productPurchasesSendMessage</w:t>
+      </w:r>
+      <w:proofErr w:type="spellEnd"/>
+      <w:r>
+        <w:rPr>
+          <w:rFonts w:ascii="Arial" w:eastAsia="Arial" w:hAnsi="Arial" w:cs="Arial"/>
+          <w:sz w:val="24"/>
+        </w:rPr>
+        <w:t xml:space="preserve">’ and click ‘Create Role. </w:t>
       </w:r>
     </w:p>
     <w:p>
@@ -2437,7 +2781,23 @@
           <w:rFonts w:ascii="Arial" w:eastAsia="Arial" w:hAnsi="Arial" w:cs="Arial"/>
           <w:sz w:val="26"/>
         </w:rPr>
-        <w:t xml:space="preserve">We will now create another Lambda function. This function will be receive order information from the frontend API and then place the order information into the queue for subsequent processing. </w:t>
+        <w:t xml:space="preserve">We will now create another Lambda function. This function will be </w:t>
+      </w:r>
+      <w:proofErr w:type="gramStart"/>
+      <w:r>
+        <w:rPr>
+          <w:rFonts w:ascii="Arial" w:eastAsia="Arial" w:hAnsi="Arial" w:cs="Arial"/>
+          <w:sz w:val="26"/>
+        </w:rPr>
+        <w:t>receive</w:t>
+      </w:r>
+      <w:proofErr w:type="gramEnd"/>
+      <w:r>
+        <w:rPr>
+          <w:rFonts w:ascii="Arial" w:eastAsia="Arial" w:hAnsi="Arial" w:cs="Arial"/>
+          <w:sz w:val="26"/>
+        </w:rPr>
+        <w:t xml:space="preserve"> order information from the frontend API and then place the order information into the queue for subsequent processing. </w:t>
       </w:r>
     </w:p>
     <w:p>
@@ -2454,7 +2814,23 @@
           <w:rFonts w:ascii="Arial" w:eastAsia="Arial" w:hAnsi="Arial" w:cs="Arial"/>
           <w:sz w:val="24"/>
         </w:rPr>
-        <w:t>Using AWS CloudShell, navigate to the Part-</w:t>
+        <w:t xml:space="preserve">Using AWS </w:t>
+      </w:r>
+      <w:proofErr w:type="spellStart"/>
+      <w:r>
+        <w:rPr>
+          <w:rFonts w:ascii="Arial" w:eastAsia="Arial" w:hAnsi="Arial" w:cs="Arial"/>
+          <w:sz w:val="24"/>
+        </w:rPr>
+        <w:t>CloudShell</w:t>
+      </w:r>
+      <w:proofErr w:type="spellEnd"/>
+      <w:r>
+        <w:rPr>
+          <w:rFonts w:ascii="Arial" w:eastAsia="Arial" w:hAnsi="Arial" w:cs="Arial"/>
+          <w:sz w:val="24"/>
+        </w:rPr>
+        <w:t>, navigate to the Part-</w:t>
       </w:r>
     </w:p>
     <w:p>
@@ -2468,7 +2844,23 @@
           <w:rFonts w:ascii="Arial" w:eastAsia="Arial" w:hAnsi="Arial" w:cs="Arial"/>
           <w:sz w:val="24"/>
         </w:rPr>
-        <w:t xml:space="preserve">2/DCTProductPurchaseForm\backend folder and edit the index.js file. </w:t>
+        <w:t>2/</w:t>
+      </w:r>
+      <w:proofErr w:type="spellStart"/>
+      <w:r>
+        <w:rPr>
+          <w:rFonts w:ascii="Arial" w:eastAsia="Arial" w:hAnsi="Arial" w:cs="Arial"/>
+          <w:sz w:val="24"/>
+        </w:rPr>
+        <w:t>DCTProductPurchaseForm</w:t>
+      </w:r>
+      <w:proofErr w:type="spellEnd"/>
+      <w:r>
+        <w:rPr>
+          <w:rFonts w:ascii="Arial" w:eastAsia="Arial" w:hAnsi="Arial" w:cs="Arial"/>
+          <w:sz w:val="24"/>
+        </w:rPr>
+        <w:t xml:space="preserve">\backend folder and edit the index.js file. </w:t>
       </w:r>
     </w:p>
     <w:p>
@@ -2497,7 +2889,23 @@
           <w:rFonts w:ascii="Arial" w:eastAsia="Arial" w:hAnsi="Arial" w:cs="Arial"/>
           <w:sz w:val="24"/>
         </w:rPr>
-        <w:t xml:space="preserve">Update the queue url in the index.js with your SQS queue URL and save the file. </w:t>
+        <w:t xml:space="preserve">Update the queue </w:t>
+      </w:r>
+      <w:proofErr w:type="spellStart"/>
+      <w:r>
+        <w:rPr>
+          <w:rFonts w:ascii="Arial" w:eastAsia="Arial" w:hAnsi="Arial" w:cs="Arial"/>
+          <w:sz w:val="24"/>
+        </w:rPr>
+        <w:t>url</w:t>
+      </w:r>
+      <w:proofErr w:type="spellEnd"/>
+      <w:r>
+        <w:rPr>
+          <w:rFonts w:ascii="Arial" w:eastAsia="Arial" w:hAnsi="Arial" w:cs="Arial"/>
+          <w:sz w:val="24"/>
+        </w:rPr>
+        <w:t xml:space="preserve"> in the index.js with your SQS queue URL and save the file. </w:t>
       </w:r>
     </w:p>
     <w:p>
@@ -2633,7 +3041,23 @@
           <w:rFonts w:ascii="Arial" w:eastAsia="Arial" w:hAnsi="Arial" w:cs="Arial"/>
           <w:sz w:val="24"/>
         </w:rPr>
-        <w:t xml:space="preserve">‘productPurchasesSendDataToQueue’, select the node.js 16.x runtime.  </w:t>
+        <w:t>‘</w:t>
+      </w:r>
+      <w:proofErr w:type="spellStart"/>
+      <w:r>
+        <w:rPr>
+          <w:rFonts w:ascii="Arial" w:eastAsia="Arial" w:hAnsi="Arial" w:cs="Arial"/>
+          <w:sz w:val="24"/>
+        </w:rPr>
+        <w:t>productPurchasesSendDataToQueue</w:t>
+      </w:r>
+      <w:proofErr w:type="spellEnd"/>
+      <w:r>
+        <w:rPr>
+          <w:rFonts w:ascii="Arial" w:eastAsia="Arial" w:hAnsi="Arial" w:cs="Arial"/>
+          <w:sz w:val="24"/>
+        </w:rPr>
+        <w:t xml:space="preserve">’, select the node.js 16.x runtime.  </w:t>
       </w:r>
     </w:p>
     <w:p>
@@ -2662,7 +3086,23 @@
           <w:rFonts w:ascii="Arial" w:eastAsia="Arial" w:hAnsi="Arial" w:cs="Arial"/>
           <w:sz w:val="24"/>
         </w:rPr>
-        <w:t xml:space="preserve">Select the ‘productPurchasesSendMessage’ which we created earlier for the Lambda execution role.  </w:t>
+        <w:t>Select the ‘</w:t>
+      </w:r>
+      <w:proofErr w:type="spellStart"/>
+      <w:r>
+        <w:rPr>
+          <w:rFonts w:ascii="Arial" w:eastAsia="Arial" w:hAnsi="Arial" w:cs="Arial"/>
+          <w:sz w:val="24"/>
+        </w:rPr>
+        <w:t>productPurchasesSendMessage</w:t>
+      </w:r>
+      <w:proofErr w:type="spellEnd"/>
+      <w:r>
+        <w:rPr>
+          <w:rFonts w:ascii="Arial" w:eastAsia="Arial" w:hAnsi="Arial" w:cs="Arial"/>
+          <w:sz w:val="24"/>
+        </w:rPr>
+        <w:t xml:space="preserve">’ which we created earlier for the Lambda execution role.  </w:t>
       </w:r>
     </w:p>
     <w:p>
@@ -2909,7 +3349,39 @@
           <w:rFonts w:ascii="Arial" w:eastAsia="Arial" w:hAnsi="Arial" w:cs="Arial"/>
           <w:sz w:val="24"/>
         </w:rPr>
-        <w:t xml:space="preserve">Select ‘new api’ and call it ‘productPurchase’.  </w:t>
+        <w:t xml:space="preserve">Select ‘new </w:t>
+      </w:r>
+      <w:proofErr w:type="spellStart"/>
+      <w:r>
+        <w:rPr>
+          <w:rFonts w:ascii="Arial" w:eastAsia="Arial" w:hAnsi="Arial" w:cs="Arial"/>
+          <w:sz w:val="24"/>
+        </w:rPr>
+        <w:t>api</w:t>
+      </w:r>
+      <w:proofErr w:type="spellEnd"/>
+      <w:r>
+        <w:rPr>
+          <w:rFonts w:ascii="Arial" w:eastAsia="Arial" w:hAnsi="Arial" w:cs="Arial"/>
+          <w:sz w:val="24"/>
+        </w:rPr>
+        <w:t>’ and call it ‘</w:t>
+      </w:r>
+      <w:proofErr w:type="spellStart"/>
+      <w:r>
+        <w:rPr>
+          <w:rFonts w:ascii="Arial" w:eastAsia="Arial" w:hAnsi="Arial" w:cs="Arial"/>
+          <w:sz w:val="24"/>
+        </w:rPr>
+        <w:t>productPurchase</w:t>
+      </w:r>
+      <w:proofErr w:type="spellEnd"/>
+      <w:r>
+        <w:rPr>
+          <w:rFonts w:ascii="Arial" w:eastAsia="Arial" w:hAnsi="Arial" w:cs="Arial"/>
+          <w:sz w:val="24"/>
+        </w:rPr>
+        <w:t xml:space="preserve">’.  </w:t>
       </w:r>
     </w:p>
     <w:p>
@@ -2998,7 +3470,23 @@
           <w:rFonts w:ascii="Arial" w:eastAsia="Arial" w:hAnsi="Arial" w:cs="Arial"/>
           <w:sz w:val="24"/>
         </w:rPr>
-        <w:t xml:space="preserve">Name the API ‘productPurchase’ and click Create API. </w:t>
+        <w:t>Name the API ‘</w:t>
+      </w:r>
+      <w:proofErr w:type="spellStart"/>
+      <w:r>
+        <w:rPr>
+          <w:rFonts w:ascii="Arial" w:eastAsia="Arial" w:hAnsi="Arial" w:cs="Arial"/>
+          <w:sz w:val="24"/>
+        </w:rPr>
+        <w:t>productPurchase</w:t>
+      </w:r>
+      <w:proofErr w:type="spellEnd"/>
+      <w:r>
+        <w:rPr>
+          <w:rFonts w:ascii="Arial" w:eastAsia="Arial" w:hAnsi="Arial" w:cs="Arial"/>
+          <w:sz w:val="24"/>
+        </w:rPr>
+        <w:t xml:space="preserve">’ and click Create API. </w:t>
       </w:r>
     </w:p>
     <w:p>
@@ -3041,7 +3529,39 @@
           <w:rFonts w:ascii="Arial" w:eastAsia="Arial" w:hAnsi="Arial" w:cs="Arial"/>
           <w:sz w:val="24"/>
         </w:rPr>
-        <w:t xml:space="preserve">‘productpurchase’ and ensure the resource path is /productpurchase. </w:t>
+        <w:t>‘</w:t>
+      </w:r>
+      <w:proofErr w:type="spellStart"/>
+      <w:r>
+        <w:rPr>
+          <w:rFonts w:ascii="Arial" w:eastAsia="Arial" w:hAnsi="Arial" w:cs="Arial"/>
+          <w:sz w:val="24"/>
+        </w:rPr>
+        <w:t>productpurchase</w:t>
+      </w:r>
+      <w:proofErr w:type="spellEnd"/>
+      <w:r>
+        <w:rPr>
+          <w:rFonts w:ascii="Arial" w:eastAsia="Arial" w:hAnsi="Arial" w:cs="Arial"/>
+          <w:sz w:val="24"/>
+        </w:rPr>
+        <w:t>’ and ensure the resource path is /</w:t>
+      </w:r>
+      <w:proofErr w:type="spellStart"/>
+      <w:r>
+        <w:rPr>
+          <w:rFonts w:ascii="Arial" w:eastAsia="Arial" w:hAnsi="Arial" w:cs="Arial"/>
+          <w:sz w:val="24"/>
+        </w:rPr>
+        <w:t>productpurchase</w:t>
+      </w:r>
+      <w:proofErr w:type="spellEnd"/>
+      <w:r>
+        <w:rPr>
+          <w:rFonts w:ascii="Arial" w:eastAsia="Arial" w:hAnsi="Arial" w:cs="Arial"/>
+          <w:sz w:val="24"/>
+        </w:rPr>
+        <w:t xml:space="preserve">. </w:t>
       </w:r>
     </w:p>
     <w:p>
@@ -3131,7 +3651,23 @@
           <w:rFonts w:ascii="Arial" w:eastAsia="Arial" w:hAnsi="Arial" w:cs="Arial"/>
           <w:sz w:val="24"/>
         </w:rPr>
-        <w:t xml:space="preserve">Tick the box to enable this is a Lambda Proxy integration and select the ‘productPurchasesSendDataToQueue’ for the Lambda function. </w:t>
+        <w:t>Tick the box to enable this is a Lambda Proxy integration and select the ‘</w:t>
+      </w:r>
+      <w:proofErr w:type="spellStart"/>
+      <w:r>
+        <w:rPr>
+          <w:rFonts w:ascii="Arial" w:eastAsia="Arial" w:hAnsi="Arial" w:cs="Arial"/>
+          <w:sz w:val="24"/>
+        </w:rPr>
+        <w:t>productPurchasesSendDataToQueue</w:t>
+      </w:r>
+      <w:proofErr w:type="spellEnd"/>
+      <w:r>
+        <w:rPr>
+          <w:rFonts w:ascii="Arial" w:eastAsia="Arial" w:hAnsi="Arial" w:cs="Arial"/>
+          <w:sz w:val="24"/>
+        </w:rPr>
+        <w:t xml:space="preserve">’ for the Lambda function. </w:t>
       </w:r>
     </w:p>
     <w:p>
@@ -3302,7 +3838,23 @@
           <w:rFonts w:ascii="Arial" w:eastAsia="Arial" w:hAnsi="Arial" w:cs="Arial"/>
           <w:sz w:val="24"/>
         </w:rPr>
-        <w:t xml:space="preserve">Upload the zip file to CloudShell.  </w:t>
+        <w:t xml:space="preserve">Upload the zip file to </w:t>
+      </w:r>
+      <w:proofErr w:type="spellStart"/>
+      <w:r>
+        <w:rPr>
+          <w:rFonts w:ascii="Arial" w:eastAsia="Arial" w:hAnsi="Arial" w:cs="Arial"/>
+          <w:sz w:val="24"/>
+        </w:rPr>
+        <w:t>CloudShell</w:t>
+      </w:r>
+      <w:proofErr w:type="spellEnd"/>
+      <w:r>
+        <w:rPr>
+          <w:rFonts w:ascii="Arial" w:eastAsia="Arial" w:hAnsi="Arial" w:cs="Arial"/>
+          <w:sz w:val="24"/>
+        </w:rPr>
+        <w:t xml:space="preserve">.  </w:t>
       </w:r>
     </w:p>
     <w:p>
@@ -3445,7 +3997,23 @@
           <w:rFonts w:ascii="Arial" w:eastAsia="Arial" w:hAnsi="Arial" w:cs="Arial"/>
           <w:sz w:val="24"/>
         </w:rPr>
-        <w:t xml:space="preserve">Call the bucket ‘product-purchases-webform-XXXX with the Xs numbers representing a random string of letters or numbers, so it remains globally unique. </w:t>
+        <w:t xml:space="preserve">Call the bucket ‘product-purchases-webform-XXXX with the </w:t>
+      </w:r>
+      <w:proofErr w:type="spellStart"/>
+      <w:r>
+        <w:rPr>
+          <w:rFonts w:ascii="Arial" w:eastAsia="Arial" w:hAnsi="Arial" w:cs="Arial"/>
+          <w:sz w:val="24"/>
+        </w:rPr>
+        <w:t>Xs</w:t>
+      </w:r>
+      <w:proofErr w:type="spellEnd"/>
+      <w:r>
+        <w:rPr>
+          <w:rFonts w:ascii="Arial" w:eastAsia="Arial" w:hAnsi="Arial" w:cs="Arial"/>
+          <w:sz w:val="24"/>
+        </w:rPr>
+        <w:t xml:space="preserve"> numbers representing a random string of letters or numbers, so it remains globally unique. </w:t>
       </w:r>
     </w:p>
     <w:p>
@@ -3532,7 +4100,25 @@
           <w:rFonts w:ascii="Arial" w:eastAsia="Arial" w:hAnsi="Arial" w:cs="Arial"/>
           <w:sz w:val="24"/>
         </w:rPr>
-        <w:t>Go to the Permissions section and add the permissions statements from the ‘frontend-bucket-policy.json’ file. Make sure to change the name of the bucket and save changes.</w:t>
+        <w:t>Go to the Permissions section and add the permissions statements from the ‘frontend-bucket-</w:t>
+      </w:r>
+      <w:proofErr w:type="spellStart"/>
+      <w:proofErr w:type="gramStart"/>
+      <w:r>
+        <w:rPr>
+          <w:rFonts w:ascii="Arial" w:eastAsia="Arial" w:hAnsi="Arial" w:cs="Arial"/>
+          <w:sz w:val="24"/>
+        </w:rPr>
+        <w:t>policy.json</w:t>
+      </w:r>
+      <w:proofErr w:type="spellEnd"/>
+      <w:proofErr w:type="gramEnd"/>
+      <w:r>
+        <w:rPr>
+          <w:rFonts w:ascii="Arial" w:eastAsia="Arial" w:hAnsi="Arial" w:cs="Arial"/>
+          <w:sz w:val="24"/>
+        </w:rPr>
+        <w:t>’ file. Make sure to change the name of the bucket and save changes.</w:t>
       </w:r>
       <w:r>
         <w:rPr>
@@ -3568,7 +4154,23 @@
           <w:rFonts w:ascii="Arial" w:eastAsia="Arial" w:hAnsi="Arial" w:cs="Arial"/>
           <w:sz w:val="24"/>
         </w:rPr>
-        <w:t xml:space="preserve">We will next upload the frontend code using CloudShell. </w:t>
+        <w:t xml:space="preserve">We will next upload the frontend code using </w:t>
+      </w:r>
+      <w:proofErr w:type="spellStart"/>
+      <w:r>
+        <w:rPr>
+          <w:rFonts w:ascii="Arial" w:eastAsia="Arial" w:hAnsi="Arial" w:cs="Arial"/>
+          <w:sz w:val="24"/>
+        </w:rPr>
+        <w:t>CloudShell</w:t>
+      </w:r>
+      <w:proofErr w:type="spellEnd"/>
+      <w:r>
+        <w:rPr>
+          <w:rFonts w:ascii="Arial" w:eastAsia="Arial" w:hAnsi="Arial" w:cs="Arial"/>
+          <w:sz w:val="24"/>
+        </w:rPr>
+        <w:t xml:space="preserve">. </w:t>
       </w:r>
     </w:p>
     <w:p>
@@ -3597,7 +4199,23 @@
           <w:rFonts w:ascii="Arial" w:eastAsia="Arial" w:hAnsi="Arial" w:cs="Arial"/>
           <w:sz w:val="24"/>
         </w:rPr>
-        <w:t xml:space="preserve">Using your terminal/command prompt, navigate to the </w:t>
+        <w:t xml:space="preserve">Using your terminal/command prompt, navigate </w:t>
+      </w:r>
+      <w:proofErr w:type="gramStart"/>
+      <w:r>
+        <w:rPr>
+          <w:rFonts w:ascii="Arial" w:eastAsia="Arial" w:hAnsi="Arial" w:cs="Arial"/>
+          <w:sz w:val="24"/>
+        </w:rPr>
+        <w:t>to</w:t>
+      </w:r>
+      <w:proofErr w:type="gramEnd"/>
+      <w:r>
+        <w:rPr>
+          <w:rFonts w:ascii="Arial" w:eastAsia="Arial" w:hAnsi="Arial" w:cs="Arial"/>
+          <w:sz w:val="24"/>
+        </w:rPr>
+        <w:t xml:space="preserve"> the </w:t>
       </w:r>
     </w:p>
     <w:p>
@@ -3610,7 +4228,23 @@
           <w:rFonts w:ascii="Arial" w:eastAsia="Arial" w:hAnsi="Arial" w:cs="Arial"/>
           <w:sz w:val="24"/>
         </w:rPr>
-        <w:t xml:space="preserve">‘DCTProductPurchaseForm’ directory.  </w:t>
+        <w:t>‘</w:t>
+      </w:r>
+      <w:proofErr w:type="spellStart"/>
+      <w:r>
+        <w:rPr>
+          <w:rFonts w:ascii="Arial" w:eastAsia="Arial" w:hAnsi="Arial" w:cs="Arial"/>
+          <w:sz w:val="24"/>
+        </w:rPr>
+        <w:t>DCTProductPurchaseForm</w:t>
+      </w:r>
+      <w:proofErr w:type="spellEnd"/>
+      <w:r>
+        <w:rPr>
+          <w:rFonts w:ascii="Arial" w:eastAsia="Arial" w:hAnsi="Arial" w:cs="Arial"/>
+          <w:sz w:val="24"/>
+        </w:rPr>
+        <w:t xml:space="preserve">’ directory.  </w:t>
       </w:r>
     </w:p>
     <w:p>
@@ -3660,12 +4294,37 @@
         <w:spacing w:after="0"/>
         <w:ind w:left="1496"/>
       </w:pPr>
+      <w:proofErr w:type="spellStart"/>
       <w:r>
         <w:rPr>
           <w:rFonts w:ascii="Courier New" w:eastAsia="Courier New" w:hAnsi="Courier New" w:cs="Courier New"/>
           <w:sz w:val="24"/>
         </w:rPr>
-        <w:t>aws s3 sync ./ s3://product-purchases-webform-</w:t>
+        <w:t>aws</w:t>
+      </w:r>
+      <w:proofErr w:type="spellEnd"/>
+      <w:r>
+        <w:rPr>
+          <w:rFonts w:ascii="Courier New" w:eastAsia="Courier New" w:hAnsi="Courier New" w:cs="Courier New"/>
+          <w:sz w:val="24"/>
+        </w:rPr>
+        <w:t xml:space="preserve"> s3 </w:t>
+      </w:r>
+      <w:proofErr w:type="gramStart"/>
+      <w:r>
+        <w:rPr>
+          <w:rFonts w:ascii="Courier New" w:eastAsia="Courier New" w:hAnsi="Courier New" w:cs="Courier New"/>
+          <w:sz w:val="24"/>
+        </w:rPr>
+        <w:t>sync .</w:t>
+      </w:r>
+      <w:proofErr w:type="gramEnd"/>
+      <w:r>
+        <w:rPr>
+          <w:rFonts w:ascii="Courier New" w:eastAsia="Courier New" w:hAnsi="Courier New" w:cs="Courier New"/>
+          <w:sz w:val="24"/>
+        </w:rPr>
+        <w:t>/ s3://product-purchases-webform-</w:t>
       </w:r>
       <w:r>
         <w:rPr>
